--- a/Received/UKG/ukg, english.docx
+++ b/Received/UKG/ukg, english.docx
@@ -83,7 +83,17 @@
                                 <w:sz w:val="32"/>
                                 <w:szCs w:val="32"/>
                               </w:rPr>
-                              <w:t>11</w:t>
+                              <w:t>1</w:t>
+                            </w:r>
+                            <w:r>
+                              <w:rPr>
+                                <w:rFonts w:ascii="Times New Roman" w:hAnsi="Times New Roman" w:cs="Times New Roman"/>
+                                <w:b/>
+                                <w:bCs/>
+                                <w:sz w:val="32"/>
+                                <w:szCs w:val="32"/>
+                              </w:rPr>
+                              <w:t>2</w:t>
                             </w:r>
                           </w:p>
                         </w:txbxContent>
@@ -131,7 +141,17 @@
                           <w:sz w:val="32"/>
                           <w:szCs w:val="32"/>
                         </w:rPr>
-                        <w:t>11</w:t>
+                        <w:t>1</w:t>
+                      </w:r>
+                      <w:r>
+                        <w:rPr>
+                          <w:rFonts w:ascii="Times New Roman" w:hAnsi="Times New Roman" w:cs="Times New Roman"/>
+                          <w:b/>
+                          <w:bCs/>
+                          <w:sz w:val="32"/>
+                          <w:szCs w:val="32"/>
+                        </w:rPr>
+                        <w:t>2</w:t>
                       </w:r>
                     </w:p>
                   </w:txbxContent>
@@ -933,7 +953,7 @@
           <w:szCs w:val="40"/>
           <w:lang w:val="en-US"/>
         </w:rPr>
-        <w:t xml:space="preserve">Q.n.1 Circle the vowel in words given below.             </w:t>
+        <w:t>Q.n.1 Circle the vowel</w:t>
       </w:r>
       <w:r>
         <w:rPr>
@@ -944,6 +964,28 @@
           <w:szCs w:val="40"/>
           <w:lang w:val="en-US"/>
         </w:rPr>
+        <w:t xml:space="preserve"> letter</w:t>
+      </w:r>
+      <w:r>
+        <w:rPr>
+          <w:rFonts w:ascii="Times New Roman" w:hAnsi="Times New Roman" w:cs="Times New Roman"/>
+          <w:b/>
+          <w:bCs/>
+          <w:sz w:val="40"/>
+          <w:szCs w:val="40"/>
+          <w:lang w:val="en-US"/>
+        </w:rPr>
+        <w:t xml:space="preserve"> in words given below.        </w:t>
+      </w:r>
+      <w:r>
+        <w:rPr>
+          <w:rFonts w:ascii="Times New Roman" w:hAnsi="Times New Roman" w:cs="Times New Roman"/>
+          <w:b/>
+          <w:bCs/>
+          <w:sz w:val="40"/>
+          <w:szCs w:val="40"/>
+          <w:lang w:val="en-US"/>
+        </w:rPr>
         <w:tab/>
       </w:r>
       <w:r>
@@ -997,7 +1039,29 @@
           <w:szCs w:val="38"/>
           <w:lang w:val="en-US"/>
         </w:rPr>
-        <w:t xml:space="preserve">Q.n.2 Answer the following question.                              </w:t>
+        <w:t>Q.n.2 Answer the following question</w:t>
+      </w:r>
+      <w:r>
+        <w:rPr>
+          <w:rFonts w:ascii="Times New Roman" w:hAnsi="Times New Roman" w:cs="Times New Roman"/>
+          <w:b/>
+          <w:bCs/>
+          <w:sz w:val="38"/>
+          <w:szCs w:val="38"/>
+          <w:lang w:val="en-US"/>
+        </w:rPr>
+        <w:t>s</w:t>
+      </w:r>
+      <w:r>
+        <w:rPr>
+          <w:rFonts w:ascii="Times New Roman" w:hAnsi="Times New Roman" w:cs="Times New Roman"/>
+          <w:b/>
+          <w:bCs/>
+          <w:sz w:val="38"/>
+          <w:szCs w:val="38"/>
+          <w:lang w:val="en-US"/>
+        </w:rPr>
+        <w:t xml:space="preserve">.                              </w:t>
       </w:r>
       <w:r>
         <w:rPr>
@@ -1767,6 +1831,7 @@
     <w:p>
       <w:pPr>
         <w:spacing w:after="0" w:line="240" w:lineRule="auto"/>
+        <w:ind w:left="720" w:hanging="720"/>
         <w:rPr>
           <w:rFonts w:ascii="Times New Roman" w:hAnsi="Times New Roman" w:cs="Times New Roman"/>
           <w:b/>
@@ -1785,13 +1850,9 @@
           <w:szCs w:val="38"/>
           <w:lang w:val="en-US"/>
         </w:rPr>
-        <w:t xml:space="preserve">Q.n.4 Tick for correct statement and cross for the wrong ones.                                                                                  </w:t>
-      </w:r>
-    </w:p>
-    <w:p>
-      <w:pPr>
-        <w:spacing w:after="0" w:line="240" w:lineRule="auto"/>
-        <w:ind w:left="8640" w:firstLine="720"/>
+        <w:t>Q.n.</w:t>
+      </w:r>
+      <w:r>
         <w:rPr>
           <w:rFonts w:ascii="Times New Roman" w:hAnsi="Times New Roman" w:cs="Times New Roman"/>
           <w:b/>
@@ -1800,7 +1861,226 @@
           <w:szCs w:val="38"/>
           <w:lang w:val="en-US"/>
         </w:rPr>
-      </w:pPr>
+        <w:t xml:space="preserve"> </w:t>
+      </w:r>
+      <w:r>
+        <w:rPr>
+          <w:rFonts w:ascii="Times New Roman" w:hAnsi="Times New Roman" w:cs="Times New Roman"/>
+          <w:b/>
+          <w:bCs/>
+          <w:sz w:val="38"/>
+          <w:szCs w:val="38"/>
+          <w:lang w:val="en-US"/>
+        </w:rPr>
+        <w:t>Tick</w:t>
+      </w:r>
+      <w:r>
+        <w:rPr>
+          <w:rFonts w:ascii="Times New Roman" w:hAnsi="Times New Roman" w:cs="Times New Roman"/>
+          <w:b/>
+          <w:bCs/>
+          <w:sz w:val="38"/>
+          <w:szCs w:val="38"/>
+          <w:lang w:val="en-US"/>
+        </w:rPr>
+        <w:t xml:space="preserve"> (</w:t>
+      </w:r>
+      <w:r>
+        <w:rPr>
+          <w:rFonts w:ascii="Segoe UI Symbol" w:hAnsi="Segoe UI Symbol" w:cs="Segoe UI Symbol"/>
+          <w:b/>
+          <w:bCs/>
+          <w:sz w:val="38"/>
+          <w:szCs w:val="38"/>
+          <w:lang w:val="en-US"/>
+        </w:rPr>
+        <w:t>✔</w:t>
+      </w:r>
+      <w:r>
+        <w:rPr>
+          <w:rFonts w:ascii="Times New Roman" w:hAnsi="Times New Roman" w:cs="Times New Roman"/>
+          <w:b/>
+          <w:bCs/>
+          <w:sz w:val="38"/>
+          <w:szCs w:val="38"/>
+          <w:lang w:val="en-US"/>
+        </w:rPr>
+        <w:t>)</w:t>
+      </w:r>
+      <w:r>
+        <w:rPr>
+          <w:rFonts w:ascii="Times New Roman" w:hAnsi="Times New Roman" w:cs="Times New Roman"/>
+          <w:b/>
+          <w:bCs/>
+          <w:sz w:val="38"/>
+          <w:szCs w:val="38"/>
+          <w:lang w:val="en-US"/>
+        </w:rPr>
+        <w:t xml:space="preserve"> for correct statement and cross</w:t>
+      </w:r>
+      <w:r>
+        <w:rPr>
+          <w:rFonts w:ascii="Times New Roman" w:hAnsi="Times New Roman" w:cs="Times New Roman"/>
+          <w:b/>
+          <w:bCs/>
+          <w:sz w:val="38"/>
+          <w:szCs w:val="38"/>
+          <w:lang w:val="en-US"/>
+        </w:rPr>
+        <w:t xml:space="preserve"> (</w:t>
+      </w:r>
+      <w:r>
+        <w:rPr>
+          <w:rFonts w:ascii="Segoe UI Emoji" w:hAnsi="Segoe UI Emoji" w:cs="Segoe UI Emoji"/>
+          <w:b/>
+          <w:bCs/>
+          <w:lang w:val="en-US"/>
+        </w:rPr>
+        <w:t>❌</w:t>
+      </w:r>
+      <w:r>
+        <w:rPr>
+          <w:rFonts w:ascii="Times New Roman" w:hAnsi="Times New Roman" w:cs="Times New Roman"/>
+          <w:b/>
+          <w:bCs/>
+          <w:sz w:val="38"/>
+          <w:szCs w:val="38"/>
+          <w:lang w:val="en-US"/>
+        </w:rPr>
+        <w:t>)</w:t>
+      </w:r>
+      <w:r>
+        <w:rPr>
+          <w:rFonts w:ascii="Times New Roman" w:hAnsi="Times New Roman" w:cs="Times New Roman"/>
+          <w:b/>
+          <w:bCs/>
+          <w:sz w:val="38"/>
+          <w:szCs w:val="38"/>
+          <w:lang w:val="en-US"/>
+        </w:rPr>
+        <w:t xml:space="preserve"> for the wrong ones</w:t>
+      </w:r>
+      <w:r>
+        <w:rPr>
+          <w:rFonts w:ascii="Times New Roman" w:hAnsi="Times New Roman" w:cs="Times New Roman"/>
+          <w:b/>
+          <w:bCs/>
+          <w:sz w:val="38"/>
+          <w:szCs w:val="38"/>
+          <w:lang w:val="en-US"/>
+        </w:rPr>
+        <w:t>.</w:t>
+      </w:r>
+      <w:r>
+        <w:rPr>
+          <w:rFonts w:ascii="Times New Roman" w:hAnsi="Times New Roman" w:cs="Times New Roman"/>
+          <w:b/>
+          <w:bCs/>
+          <w:sz w:val="38"/>
+          <w:szCs w:val="38"/>
+          <w:lang w:val="en-US"/>
+        </w:rPr>
+        <w:tab/>
+      </w:r>
+      <w:r>
+        <w:rPr>
+          <w:rFonts w:ascii="Times New Roman" w:hAnsi="Times New Roman" w:cs="Times New Roman"/>
+          <w:b/>
+          <w:bCs/>
+          <w:sz w:val="38"/>
+          <w:szCs w:val="38"/>
+          <w:lang w:val="en-US"/>
+        </w:rPr>
+        <w:tab/>
+      </w:r>
+      <w:r>
+        <w:rPr>
+          <w:rFonts w:ascii="Times New Roman" w:hAnsi="Times New Roman" w:cs="Times New Roman"/>
+          <w:b/>
+          <w:bCs/>
+          <w:sz w:val="38"/>
+          <w:szCs w:val="38"/>
+          <w:lang w:val="en-US"/>
+        </w:rPr>
+        <w:tab/>
+      </w:r>
+      <w:r>
+        <w:rPr>
+          <w:rFonts w:ascii="Times New Roman" w:hAnsi="Times New Roman" w:cs="Times New Roman"/>
+          <w:b/>
+          <w:bCs/>
+          <w:sz w:val="38"/>
+          <w:szCs w:val="38"/>
+          <w:lang w:val="en-US"/>
+        </w:rPr>
+        <w:tab/>
+      </w:r>
+      <w:r>
+        <w:rPr>
+          <w:rFonts w:ascii="Times New Roman" w:hAnsi="Times New Roman" w:cs="Times New Roman"/>
+          <w:b/>
+          <w:bCs/>
+          <w:sz w:val="38"/>
+          <w:szCs w:val="38"/>
+          <w:lang w:val="en-US"/>
+        </w:rPr>
+        <w:tab/>
+      </w:r>
+      <w:r>
+        <w:rPr>
+          <w:rFonts w:ascii="Times New Roman" w:hAnsi="Times New Roman" w:cs="Times New Roman"/>
+          <w:b/>
+          <w:bCs/>
+          <w:sz w:val="38"/>
+          <w:szCs w:val="38"/>
+          <w:lang w:val="en-US"/>
+        </w:rPr>
+        <w:tab/>
+      </w:r>
+      <w:r>
+        <w:rPr>
+          <w:rFonts w:ascii="Times New Roman" w:hAnsi="Times New Roman" w:cs="Times New Roman"/>
+          <w:b/>
+          <w:bCs/>
+          <w:sz w:val="38"/>
+          <w:szCs w:val="38"/>
+          <w:lang w:val="en-US"/>
+        </w:rPr>
+        <w:tab/>
+      </w:r>
+      <w:r>
+        <w:rPr>
+          <w:rFonts w:ascii="Times New Roman" w:hAnsi="Times New Roman" w:cs="Times New Roman"/>
+          <w:b/>
+          <w:bCs/>
+          <w:sz w:val="38"/>
+          <w:szCs w:val="38"/>
+          <w:lang w:val="en-US"/>
+        </w:rPr>
+        <w:tab/>
+      </w:r>
+      <w:r>
+        <w:rPr>
+          <w:rFonts w:ascii="Times New Roman" w:hAnsi="Times New Roman" w:cs="Times New Roman"/>
+          <w:b/>
+          <w:bCs/>
+          <w:sz w:val="38"/>
+          <w:szCs w:val="38"/>
+          <w:lang w:val="en-US"/>
+        </w:rPr>
+        <w:tab/>
+      </w:r>
+      <w:r>
+        <w:rPr>
+          <w:rFonts w:ascii="Times New Roman" w:hAnsi="Times New Roman" w:cs="Times New Roman"/>
+          <w:b/>
+          <w:bCs/>
+          <w:sz w:val="38"/>
+          <w:szCs w:val="38"/>
+          <w:lang w:val="en-US"/>
+        </w:rPr>
+        <w:tab/>
+      </w:r>
       <w:r>
         <w:rPr>
           <w:rFonts w:ascii="Times New Roman" w:hAnsi="Times New Roman" w:cs="Times New Roman"/>
@@ -1994,6 +2274,35 @@
       <w:r>
         <w:rPr>
           <w:rFonts w:ascii="Times New Roman" w:hAnsi="Times New Roman" w:cs="Times New Roman"/>
+          <w:sz w:val="38"/>
+          <w:szCs w:val="38"/>
+          <w:lang w:val="en-US"/>
+        </w:rPr>
+        <w:t xml:space="preserve">  b. It has two legs.</w:t>
+      </w:r>
+      <w:r>
+        <w:rPr>
+          <w:rFonts w:ascii="Times New Roman" w:hAnsi="Times New Roman" w:cs="Times New Roman"/>
+          <w:noProof/>
+          <w:sz w:val="38"/>
+          <w:szCs w:val="38"/>
+          <w:lang w:val="en-US"/>
+        </w:rPr>
+        <w:t xml:space="preserve"> </w:t>
+      </w:r>
+    </w:p>
+    <w:p>
+      <w:pPr>
+        <w:rPr>
+          <w:rFonts w:ascii="Times New Roman" w:hAnsi="Times New Roman" w:cs="Times New Roman"/>
+          <w:sz w:val="38"/>
+          <w:szCs w:val="38"/>
+          <w:lang w:val="en-US"/>
+        </w:rPr>
+      </w:pPr>
+      <w:r>
+        <w:rPr>
+          <w:rFonts w:ascii="Times New Roman" w:hAnsi="Times New Roman" w:cs="Times New Roman"/>
           <w:noProof/>
           <w:sz w:val="38"/>
           <w:szCs w:val="38"/>
@@ -2002,13 +2311,13 @@
         <mc:AlternateContent>
           <mc:Choice Requires="wps">
             <w:drawing>
-              <wp:anchor distT="0" distB="0" distL="114300" distR="114300" simplePos="0" relativeHeight="251669504" behindDoc="0" locked="0" layoutInCell="1" allowOverlap="1" wp14:anchorId="41B83F33" wp14:editId="545D517B">
+              <wp:anchor distT="0" distB="0" distL="114300" distR="114300" simplePos="0" relativeHeight="251669504" behindDoc="0" locked="0" layoutInCell="1" allowOverlap="1" wp14:anchorId="41B83F33" wp14:editId="52B77BAB">
                 <wp:simplePos x="0" y="0"/>
                 <wp:positionH relativeFrom="column">
                   <wp:posOffset>2482850</wp:posOffset>
                 </wp:positionH>
                 <wp:positionV relativeFrom="paragraph">
-                  <wp:posOffset>384175</wp:posOffset>
+                  <wp:posOffset>56363</wp:posOffset>
                 </wp:positionV>
                 <wp:extent cx="469900" cy="292100"/>
                 <wp:effectExtent l="0" t="0" r="25400" b="12700"/>
@@ -2061,7 +2370,7 @@
           </mc:Choice>
           <mc:Fallback>
             <w:pict>
-              <v:rect w14:anchorId="68ED3454" id="Rectangle 4" o:spid="_x0000_s1026" style="position:absolute;margin-left:195.5pt;margin-top:30.25pt;width:37pt;height:23pt;z-index:251669504;visibility:visible;mso-wrap-style:square;mso-wrap-distance-left:9pt;mso-wrap-distance-top:0;mso-wrap-distance-right:9pt;mso-wrap-distance-bottom:0;mso-position-horizontal:absolute;mso-position-horizontal-relative:text;mso-position-vertical:absolute;mso-position-vertical-relative:text;v-text-anchor:middle" o:gfxdata="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" fillcolor="white [3201]" strokecolor="black [3213]" strokeweight="1.5pt"/>
+              <v:rect w14:anchorId="0CC4E484" id="Rectangle 4" o:spid="_x0000_s1026" style="position:absolute;margin-left:195.5pt;margin-top:4.45pt;width:37pt;height:23pt;z-index:251669504;visibility:visible;mso-wrap-style:square;mso-wrap-distance-left:9pt;mso-wrap-distance-top:0;mso-wrap-distance-right:9pt;mso-wrap-distance-bottom:0;mso-position-horizontal:absolute;mso-position-horizontal-relative:text;mso-position-vertical:absolute;mso-position-vertical-relative:text;v-text-anchor:middle" o:gfxdata="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" fillcolor="white [3201]" strokecolor="black [3213]" strokeweight="1.5pt"/>
             </w:pict>
           </mc:Fallback>
         </mc:AlternateContent>
@@ -2073,17 +2382,7 @@
           <w:szCs w:val="38"/>
           <w:lang w:val="en-US"/>
         </w:rPr>
-        <w:t xml:space="preserve">  b. It has two legs.</w:t>
-      </w:r>
-      <w:r>
-        <w:rPr>
-          <w:rFonts w:ascii="Times New Roman" w:hAnsi="Times New Roman" w:cs="Times New Roman"/>
-          <w:noProof/>
-          <w:sz w:val="38"/>
-          <w:szCs w:val="38"/>
-          <w:lang w:val="en-US"/>
-        </w:rPr>
-        <w:t xml:space="preserve"> </w:t>
+        <w:t xml:space="preserve">  c. A cow has two horns.</w:t>
       </w:r>
     </w:p>
     <w:p>
@@ -2106,13 +2405,13 @@
         <mc:AlternateContent>
           <mc:Choice Requires="wps">
             <w:drawing>
-              <wp:anchor distT="0" distB="0" distL="114300" distR="114300" simplePos="0" relativeHeight="251670528" behindDoc="0" locked="0" layoutInCell="1" allowOverlap="1" wp14:anchorId="1B0BC03D" wp14:editId="2CDAB4DC">
+              <wp:anchor distT="0" distB="0" distL="114300" distR="114300" simplePos="0" relativeHeight="251670528" behindDoc="0" locked="0" layoutInCell="1" allowOverlap="1" wp14:anchorId="1B0BC03D" wp14:editId="7E9BBDB5">
                 <wp:simplePos x="0" y="0"/>
                 <wp:positionH relativeFrom="column">
                   <wp:posOffset>1968500</wp:posOffset>
                 </wp:positionH>
                 <wp:positionV relativeFrom="paragraph">
-                  <wp:posOffset>390525</wp:posOffset>
+                  <wp:posOffset>48082</wp:posOffset>
                 </wp:positionV>
                 <wp:extent cx="469900" cy="292100"/>
                 <wp:effectExtent l="0" t="0" r="25400" b="12700"/>
@@ -2165,7 +2464,7 @@
           </mc:Choice>
           <mc:Fallback>
             <w:pict>
-              <v:rect w14:anchorId="5D03A5A4" id="Rectangle 4" o:spid="_x0000_s1026" style="position:absolute;margin-left:155pt;margin-top:30.75pt;width:37pt;height:23pt;z-index:251670528;visibility:visible;mso-wrap-style:square;mso-wrap-distance-left:9pt;mso-wrap-distance-top:0;mso-wrap-distance-right:9pt;mso-wrap-distance-bottom:0;mso-position-horizontal:absolute;mso-position-horizontal-relative:text;mso-position-vertical:absolute;mso-position-vertical-relative:text;v-text-anchor:middle" o:gfxdata="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" fillcolor="white [3201]" strokecolor="black [3213]" strokeweight="1.5pt"/>
+              <v:rect w14:anchorId="1DA1E729" id="Rectangle 4" o:spid="_x0000_s1026" style="position:absolute;margin-left:155pt;margin-top:3.8pt;width:37pt;height:23pt;z-index:251670528;visibility:visible;mso-wrap-style:square;mso-wrap-distance-left:9pt;mso-wrap-distance-top:0;mso-wrap-distance-right:9pt;mso-wrap-distance-bottom:0;mso-position-horizontal:absolute;mso-position-horizontal-relative:text;mso-position-vertical:absolute;mso-position-vertical-relative:text;v-text-anchor:middle" o:gfxdata="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" fillcolor="white [3201]" strokecolor="black [3213]" strokeweight="1.5pt"/>
             </w:pict>
           </mc:Fallback>
         </mc:AlternateContent>
@@ -2177,7 +2476,17 @@
           <w:szCs w:val="38"/>
           <w:lang w:val="en-US"/>
         </w:rPr>
-        <w:t xml:space="preserve">  c. A cow has two horns.</w:t>
+        <w:t xml:space="preserve">  d. It lives in a nest.</w:t>
+      </w:r>
+      <w:r>
+        <w:rPr>
+          <w:rFonts w:ascii="Times New Roman" w:hAnsi="Times New Roman" w:cs="Times New Roman"/>
+          <w:noProof/>
+          <w:sz w:val="38"/>
+          <w:szCs w:val="38"/>
+          <w:lang w:val="en-US"/>
+        </w:rPr>
+        <w:t xml:space="preserve"> </w:t>
       </w:r>
     </w:p>
     <w:p>
@@ -2192,35 +2501,6 @@
       <w:r>
         <w:rPr>
           <w:rFonts w:ascii="Times New Roman" w:hAnsi="Times New Roman" w:cs="Times New Roman"/>
-          <w:sz w:val="38"/>
-          <w:szCs w:val="38"/>
-          <w:lang w:val="en-US"/>
-        </w:rPr>
-        <w:t xml:space="preserve">  d. It lives in a nest.</w:t>
-      </w:r>
-      <w:r>
-        <w:rPr>
-          <w:rFonts w:ascii="Times New Roman" w:hAnsi="Times New Roman" w:cs="Times New Roman"/>
-          <w:noProof/>
-          <w:sz w:val="38"/>
-          <w:szCs w:val="38"/>
-          <w:lang w:val="en-US"/>
-        </w:rPr>
-        <w:t xml:space="preserve"> </w:t>
-      </w:r>
-    </w:p>
-    <w:p>
-      <w:pPr>
-        <w:rPr>
-          <w:rFonts w:ascii="Times New Roman" w:hAnsi="Times New Roman" w:cs="Times New Roman"/>
-          <w:sz w:val="38"/>
-          <w:szCs w:val="38"/>
-          <w:lang w:val="en-US"/>
-        </w:rPr>
-      </w:pPr>
-      <w:r>
-        <w:rPr>
-          <w:rFonts w:ascii="Times New Roman" w:hAnsi="Times New Roman" w:cs="Times New Roman"/>
           <w:noProof/>
           <w:sz w:val="38"/>
           <w:szCs w:val="38"/>
@@ -2229,13 +2509,13 @@
         <mc:AlternateContent>
           <mc:Choice Requires="wps">
             <w:drawing>
-              <wp:anchor distT="0" distB="0" distL="114300" distR="114300" simplePos="0" relativeHeight="251671552" behindDoc="0" locked="0" layoutInCell="1" allowOverlap="1" wp14:anchorId="5D592773" wp14:editId="4C379679">
+              <wp:anchor distT="0" distB="0" distL="114300" distR="114300" simplePos="0" relativeHeight="251671552" behindDoc="0" locked="0" layoutInCell="1" allowOverlap="1" wp14:anchorId="5D592773" wp14:editId="1E9325BB">
                 <wp:simplePos x="0" y="0"/>
                 <wp:positionH relativeFrom="column">
-                  <wp:posOffset>3347528</wp:posOffset>
+                  <wp:posOffset>3068955</wp:posOffset>
                 </wp:positionH>
                 <wp:positionV relativeFrom="paragraph">
-                  <wp:posOffset>-51352</wp:posOffset>
+                  <wp:posOffset>23063</wp:posOffset>
                 </wp:positionV>
                 <wp:extent cx="469900" cy="292100"/>
                 <wp:effectExtent l="0" t="0" r="25400" b="12700"/>
@@ -2288,7 +2568,7 @@
           </mc:Choice>
           <mc:Fallback>
             <w:pict>
-              <v:rect w14:anchorId="17332558" id="Rectangle 4" o:spid="_x0000_s1026" style="position:absolute;margin-left:263.6pt;margin-top:-4.05pt;width:37pt;height:23pt;z-index:251671552;visibility:visible;mso-wrap-style:square;mso-wrap-distance-left:9pt;mso-wrap-distance-top:0;mso-wrap-distance-right:9pt;mso-wrap-distance-bottom:0;mso-position-horizontal:absolute;mso-position-horizontal-relative:text;mso-position-vertical:absolute;mso-position-vertical-relative:text;v-text-anchor:middle" o:gfxdata="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" fillcolor="white [3201]" strokecolor="black [3213]" strokeweight="1.5pt"/>
+              <v:rect w14:anchorId="5A912883" id="Rectangle 4" o:spid="_x0000_s1026" style="position:absolute;margin-left:241.65pt;margin-top:1.8pt;width:37pt;height:23pt;z-index:251671552;visibility:visible;mso-wrap-style:square;mso-wrap-distance-left:9pt;mso-wrap-distance-top:0;mso-wrap-distance-right:9pt;mso-wrap-distance-bottom:0;mso-position-horizontal:absolute;mso-position-horizontal-relative:text;mso-position-vertical:absolute;mso-position-vertical-relative:text;v-text-anchor:middle" o:gfxdata="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" fillcolor="white [3201]" strokecolor="black [3213]" strokeweight="1.5pt"/>
             </w:pict>
           </mc:Fallback>
         </mc:AlternateContent>
@@ -2300,7 +2580,25 @@
           <w:szCs w:val="38"/>
           <w:lang w:val="en-US"/>
         </w:rPr>
-        <w:t xml:space="preserve">  e. A cow is our national anoimal.                  </w:t>
+        <w:t xml:space="preserve">  e. </w:t>
+      </w:r>
+      <w:r>
+        <w:rPr>
+          <w:rFonts w:ascii="Times New Roman" w:hAnsi="Times New Roman" w:cs="Times New Roman"/>
+          <w:sz w:val="38"/>
+          <w:szCs w:val="38"/>
+          <w:lang w:val="en-US"/>
+        </w:rPr>
+        <w:t>C</w:t>
+      </w:r>
+      <w:r>
+        <w:rPr>
+          <w:rFonts w:ascii="Times New Roman" w:hAnsi="Times New Roman" w:cs="Times New Roman"/>
+          <w:sz w:val="38"/>
+          <w:szCs w:val="38"/>
+          <w:lang w:val="en-US"/>
+        </w:rPr>
+        <w:t xml:space="preserve">ow is our national animal.                  </w:t>
       </w:r>
     </w:p>
     <w:p>
@@ -3018,7 +3316,7 @@
           <w:lang w:val="en-US"/>
         </w:rPr>
         <w:drawing>
-          <wp:inline distT="0" distB="0" distL="0" distR="0" wp14:anchorId="3E7E7459" wp14:editId="7FCD9F37">
+          <wp:inline distT="0" distB="0" distL="0" distR="0" wp14:anchorId="3E7E7459" wp14:editId="0AA004D8">
             <wp:extent cx="825500" cy="590550"/>
             <wp:effectExtent l="0" t="0" r="0" b="0"/>
             <wp:docPr id="256796797" name="Picture 8"/>
@@ -3087,7 +3385,7 @@
           <w:lang w:val="en-US"/>
         </w:rPr>
         <w:drawing>
-          <wp:inline distT="0" distB="0" distL="0" distR="0" wp14:anchorId="51DD140D" wp14:editId="2BE809D3">
+          <wp:inline distT="0" distB="0" distL="0" distR="0" wp14:anchorId="51DD140D" wp14:editId="06EB4418">
             <wp:extent cx="660400" cy="641350"/>
             <wp:effectExtent l="0" t="0" r="6350" b="6350"/>
             <wp:docPr id="2105172242" name="Picture 9"/>
@@ -3357,6 +3655,18 @@
         </w:rPr>
         <w:t xml:space="preserve">         Day                                       Open</w:t>
       </w:r>
+    </w:p>
+    <w:p>
+      <w:pPr>
+        <w:rPr>
+          <w:rFonts w:ascii="Times New Roman" w:hAnsi="Times New Roman" w:cs="Times New Roman"/>
+          <w:b/>
+          <w:bCs/>
+          <w:sz w:val="38"/>
+          <w:szCs w:val="38"/>
+          <w:lang w:val="en-US"/>
+        </w:rPr>
+      </w:pPr>
     </w:p>
     <w:p>
       <w:pPr>
@@ -5668,7 +5978,25 @@
           <w:szCs w:val="38"/>
           <w:lang w:val="en-US"/>
         </w:rPr>
-        <w:t xml:space="preserve">                                                                                        </w:t>
+        <w:t xml:space="preserve">           </w:t>
+      </w:r>
+      <w:r>
+        <w:rPr>
+          <w:rFonts w:ascii="Times New Roman" w:hAnsi="Times New Roman" w:cs="Times New Roman"/>
+          <w:sz w:val="38"/>
+          <w:szCs w:val="38"/>
+          <w:lang w:val="en-US"/>
+        </w:rPr>
+        <w:t xml:space="preserve">a. </w:t>
+      </w:r>
+      <w:r>
+        <w:rPr>
+          <w:rFonts w:ascii="Times New Roman" w:hAnsi="Times New Roman" w:cs="Times New Roman"/>
+          <w:sz w:val="38"/>
+          <w:szCs w:val="38"/>
+          <w:lang w:val="en-US"/>
+        </w:rPr>
+        <w:t xml:space="preserve">                                                                           </w:t>
       </w:r>
     </w:p>
     <w:p>
@@ -5747,6 +6075,16 @@
           </mc:Fallback>
         </mc:AlternateContent>
       </w:r>
+      <w:r>
+        <w:rPr>
+          <w:rFonts w:ascii="Times New Roman" w:hAnsi="Times New Roman" w:cs="Times New Roman"/>
+          <w:sz w:val="38"/>
+          <w:szCs w:val="38"/>
+          <w:lang w:val="en-US"/>
+        </w:rPr>
+        <w:tab/>
+        <w:t xml:space="preserve">   b.</w:t>
+      </w:r>
     </w:p>
     <w:p>
       <w:pPr>
@@ -5824,13 +6162,20 @@
           </mc:Fallback>
         </mc:AlternateContent>
       </w:r>
+      <w:r>
+        <w:rPr>
+          <w:rFonts w:ascii="Times New Roman" w:hAnsi="Times New Roman" w:cs="Times New Roman"/>
+          <w:sz w:val="38"/>
+          <w:szCs w:val="38"/>
+          <w:lang w:val="en-US"/>
+        </w:rPr>
+        <w:t xml:space="preserve">           c.</w:t>
+      </w:r>
     </w:p>
     <w:p>
       <w:pPr>
         <w:rPr>
           <w:rFonts w:ascii="Times New Roman" w:hAnsi="Times New Roman" w:cs="Times New Roman"/>
-          <w:b/>
-          <w:bCs/>
           <w:sz w:val="38"/>
           <w:szCs w:val="38"/>
           <w:lang w:val="en-US"/>
@@ -5903,13 +6248,31 @@
           </mc:Fallback>
         </mc:AlternateContent>
       </w:r>
+      <w:r>
+        <w:rPr>
+          <w:rFonts w:ascii="Times New Roman" w:hAnsi="Times New Roman" w:cs="Times New Roman"/>
+          <w:b/>
+          <w:bCs/>
+          <w:sz w:val="38"/>
+          <w:szCs w:val="38"/>
+          <w:lang w:val="en-US"/>
+        </w:rPr>
+        <w:t xml:space="preserve">           </w:t>
+      </w:r>
+      <w:r>
+        <w:rPr>
+          <w:rFonts w:ascii="Times New Roman" w:hAnsi="Times New Roman" w:cs="Times New Roman"/>
+          <w:sz w:val="38"/>
+          <w:szCs w:val="38"/>
+          <w:lang w:val="en-US"/>
+        </w:rPr>
+        <w:t>d.</w:t>
+      </w:r>
     </w:p>
     <w:p>
       <w:pPr>
         <w:rPr>
           <w:rFonts w:ascii="Times New Roman" w:hAnsi="Times New Roman" w:cs="Times New Roman"/>
-          <w:b/>
-          <w:bCs/>
           <w:sz w:val="38"/>
           <w:szCs w:val="38"/>
           <w:lang w:val="en-US"/>
@@ -5982,13 +6345,38 @@
           </mc:Fallback>
         </mc:AlternateContent>
       </w:r>
+      <w:r>
+        <w:rPr>
+          <w:rFonts w:ascii="Times New Roman" w:hAnsi="Times New Roman" w:cs="Times New Roman"/>
+          <w:sz w:val="38"/>
+          <w:szCs w:val="38"/>
+          <w:lang w:val="en-US"/>
+        </w:rPr>
+        <w:t xml:space="preserve">          </w:t>
+      </w:r>
+      <w:r>
+        <w:rPr>
+          <w:rFonts w:ascii="Times New Roman" w:hAnsi="Times New Roman" w:cs="Times New Roman"/>
+          <w:sz w:val="38"/>
+          <w:szCs w:val="38"/>
+          <w:lang w:val="en-US"/>
+        </w:rPr>
+        <w:t xml:space="preserve"> </w:t>
+      </w:r>
+      <w:r>
+        <w:rPr>
+          <w:rFonts w:ascii="Times New Roman" w:hAnsi="Times New Roman" w:cs="Times New Roman"/>
+          <w:sz w:val="38"/>
+          <w:szCs w:val="38"/>
+          <w:lang w:val="en-US"/>
+        </w:rPr>
+        <w:t>e.</w:t>
+      </w:r>
     </w:p>
     <w:p>
       <w:pPr>
         <w:rPr>
           <w:rFonts w:ascii="Times New Roman" w:hAnsi="Times New Roman" w:cs="Times New Roman"/>
-          <w:b/>
-          <w:bCs/>
           <w:sz w:val="38"/>
           <w:szCs w:val="38"/>
           <w:lang w:val="en-US"/>
@@ -6061,6 +6449,33 @@
           </mc:Fallback>
         </mc:AlternateContent>
       </w:r>
+      <w:r>
+        <w:rPr>
+          <w:rFonts w:ascii="Times New Roman" w:hAnsi="Times New Roman" w:cs="Times New Roman"/>
+          <w:sz w:val="38"/>
+          <w:szCs w:val="38"/>
+          <w:lang w:val="en-US"/>
+        </w:rPr>
+        <w:t xml:space="preserve">          </w:t>
+      </w:r>
+      <w:r>
+        <w:rPr>
+          <w:rFonts w:ascii="Times New Roman" w:hAnsi="Times New Roman" w:cs="Times New Roman"/>
+          <w:sz w:val="38"/>
+          <w:szCs w:val="38"/>
+          <w:lang w:val="en-US"/>
+        </w:rPr>
+        <w:t xml:space="preserve"> </w:t>
+      </w:r>
+      <w:r>
+        <w:rPr>
+          <w:rFonts w:ascii="Times New Roman" w:hAnsi="Times New Roman" w:cs="Times New Roman"/>
+          <w:sz w:val="38"/>
+          <w:szCs w:val="38"/>
+          <w:lang w:val="en-US"/>
+        </w:rPr>
+        <w:t>f.</w:t>
+      </w:r>
     </w:p>
     <w:p>
       <w:pPr>
@@ -6757,7 +7172,7 @@
     </w:p>
     <w:sectPr>
       <w:pgSz w:w="11906" w:h="16838" w:code="9"/>
-      <w:pgMar w:top="720" w:right="720" w:bottom="720" w:left="720" w:header="720" w:footer="720" w:gutter="0"/>
+      <w:pgMar w:top="720" w:right="720" w:bottom="450" w:left="720" w:header="720" w:footer="720" w:gutter="0"/>
       <w:cols w:space="720"/>
       <w:docGrid w:linePitch="360"/>
     </w:sectPr>
